--- a/reports/FoodFlow_Documentation.docx
+++ b/reports/FoodFlow_Documentation.docx
@@ -55829,18 +55829,44 @@
       </w:pPr>
       <w:r>
         <w:rPr/>
-        <w:t xml:space="preserve">2026-10-13-нд GitHub issue үүсгэх оролдлого </w:t>
+        <w:t xml:space="preserve">2026-10-13-нд эхний GitHub integration оролдлого </w:t>
       </w:r>
       <w:r>
         <w:rPr>
           <w:rFonts w:ascii="Consolas" w:hAnsi="Consolas" w:cs="Consolas"/>
           <w:shd w:fill="F0F5F3" w:val="clear"/>
         </w:rPr>
-        <w:t xml:space="preserve">403: Resource not accessible by integration</w:t>
-      </w:r>
-      <w:r>
-        <w:rPr/>
-        <w:t xml:space="preserve"> хариу өгсөн. Issue үүсээгүй тул бодит дугаар, URL зохиогоогүй. GitLab дээр мөн issue үүсгээгүй. HTTP/JWT холболт, сагснаас сервер талд үнэ тооцох, хүргэлтийн хаяг шалгах, төлбөрийн үйлчилгээтэй холбох ажил дараагийн хэрэгжилтэд үлдэнэ.</w:t>
+        <w:t xml:space="preserve">403</w:t>
+      </w:r>
+      <w:r>
+        <w:rPr/>
+        <w:t xml:space="preserve"> хариу өгсөн. Хэрэглэгч GitHub CLI нэвтрэлтийг баталгаажуулсны дараа </w:t>
+      </w:r>
+      <w:hyperlink r:id="rIdLink294">
+        <w:r>
+          <w:rPr>
+            <w:color w:val="176D91"/>
+            <w:u w:val="single"/>
+          </w:rPr>
+          <w:t xml:space="preserve">issue #1</w:t>
+        </w:r>
+      </w:hyperlink>
+      <w:r>
+        <w:rPr/>
+        <w:t xml:space="preserve">, </w:t>
+      </w:r>
+      <w:hyperlink r:id="rIdLink295">
+        <w:r>
+          <w:rPr>
+            <w:color w:val="176D91"/>
+            <w:u w:val="single"/>
+          </w:rPr>
+          <w:t xml:space="preserve">issue #2</w:t>
+        </w:r>
+      </w:hyperlink>
+      <w:r>
+        <w:rPr/>
+        <w:t xml:space="preserve">-ыг бодитоор үүсгэв. GitLab дээр issue үүсгээгүй. HTTP/JWT холболт, сагснаас сервер талд үнэ тооцох, хүргэлтийн хаяг шалгах, төлбөрийн үйлчилгээтэй холбох ажил дараагийн хэрэгжилтэд үлдэнэ.</w:t>
       </w:r>
     </w:p>
     <w:p>
@@ -56519,7 +56545,7 @@
       <w:pPr>
         <w:pStyle w:val="Normal"/>
       </w:pPr>
-      <w:hyperlink r:id="rIdLink294">
+      <w:hyperlink r:id="rIdLink296">
         <w:r>
           <w:rPr>
             <w:color w:val="176D91"/>
@@ -56532,7 +56558,7 @@
         <w:rPr/>
         <w:t xml:space="preserve"> нь огноо, орчин, command exit code, log path-ыг хадгална. </w:t>
       </w:r>
-      <w:hyperlink r:id="rIdLink295">
+      <w:hyperlink r:id="rIdLink297">
         <w:r>
           <w:rPr>
             <w:color w:val="176D91"/>
@@ -56545,7 +56571,7 @@
         <w:rPr/>
         <w:t xml:space="preserve">, </w:t>
       </w:r>
-      <w:hyperlink r:id="rIdLink296">
+      <w:hyperlink r:id="rIdLink298">
         <w:r>
           <w:rPr>
             <w:color w:val="176D91"/>
@@ -56558,7 +56584,7 @@
         <w:rPr/>
         <w:t xml:space="preserve">, </w:t>
       </w:r>
-      <w:hyperlink r:id="rIdLink297">
+      <w:hyperlink r:id="rIdLink299">
         <w:r>
           <w:rPr>
             <w:color w:val="176D91"/>
@@ -56591,7 +56617,7 @@
         <w:rPr/>
         <w:t xml:space="preserve"> анхааруулга гарсан. Хэрэглэгчийн өмнөөс лиценз сонгоогүй. </w:t>
       </w:r>
-      <w:hyperlink r:id="rIdLink298">
+      <w:hyperlink r:id="rIdLink300">
         <w:r>
           <w:rPr>
             <w:color w:val="176D91"/>
@@ -56624,7 +56650,7 @@
         <w:rPr/>
         <w:t xml:space="preserve">Засварлах Word, хэвлэх PDF болон экспортын эх/үр дүнгийн hash-ийг </w:t>
       </w:r>
-      <w:hyperlink r:id="rIdLink299">
+      <w:hyperlink r:id="rIdLink301">
         <w:r>
           <w:rPr>
             <w:color w:val="176D91"/>
@@ -56667,8 +56693,8 @@
         </w:tblCellMar>
       </w:tblPr>
       <w:tblGrid>
-        <w:gridCol w:w="3822"/>
-        <w:gridCol w:w="6042"/>
+        <w:gridCol w:w="3861"/>
+        <w:gridCol w:w="6003"/>
       </w:tblGrid>
       <w:tr>
         <w:trPr>
@@ -56677,7 +56703,7 @@
         </w:trPr>
         <w:tc>
           <w:tcPr>
-            <w:tcW w:w="3822" w:type="dxa"/>
+            <w:tcW w:w="3861" w:type="dxa"/>
             <w:vAlign w:val="top"/>
             <w:shd w:fill="E5EFEC" w:val="clear"/>
           </w:tcPr>
@@ -56696,7 +56722,7 @@
         </w:tc>
         <w:tc>
           <w:tcPr>
-            <w:tcW w:w="6042" w:type="dxa"/>
+            <w:tcW w:w="6003" w:type="dxa"/>
             <w:vAlign w:val="top"/>
             <w:shd w:fill="E5EFEC" w:val="clear"/>
           </w:tcPr>
@@ -56720,7 +56746,7 @@
         </w:trPr>
         <w:tc>
           <w:tcPr>
-            <w:tcW w:w="3822" w:type="dxa"/>
+            <w:tcW w:w="3861" w:type="dxa"/>
             <w:vAlign w:val="top"/>
           </w:tcPr>
           <w:p>
@@ -56737,14 +56763,14 @@
         </w:tc>
         <w:tc>
           <w:tcPr>
-            <w:tcW w:w="6042" w:type="dxa"/>
-            <w:vAlign w:val="top"/>
-          </w:tcPr>
-          <w:p>
-            <w:pPr>
-              <w:pStyle w:val="TableText"/>
-            </w:pPr>
-            <w:hyperlink r:id="rIdLink300">
+            <w:tcW w:w="6003" w:type="dxa"/>
+            <w:vAlign w:val="top"/>
+          </w:tcPr>
+          <w:p>
+            <w:pPr>
+              <w:pStyle w:val="TableText"/>
+            </w:pPr>
+            <w:hyperlink r:id="rIdLink302">
               <w:r>
                 <w:rPr>
                   <w:color w:val="176D91"/>
@@ -56758,18 +56784,28 @@
               <w:rPr>
                 <w:sz w:val="18"/>
               </w:rPr>
-              <w:t xml:space="preserve">; commit-оор шалгана</w:t>
-            </w:r>
-          </w:p>
-        </w:tc>
-      </w:tr>
-      <w:tr>
-        <w:trPr>
-          <w:cantSplit/>
-        </w:trPr>
-        <w:tc>
-          <w:tcPr>
-            <w:tcW w:w="3822" w:type="dxa"/>
+              <w:t xml:space="preserve">; commit-ийн мэдээлэл </w:t>
+            </w:r>
+            <w:hyperlink r:id="rIdLink303">
+              <w:r>
+                <w:rPr>
+                  <w:color w:val="176D91"/>
+                  <w:u w:val="single"/>
+                  <w:sz w:val="18"/>
+                </w:rPr>
+                <w:t xml:space="preserve">нийтлэлийн бүртгэлд</w:t>
+              </w:r>
+            </w:hyperlink>
+          </w:p>
+        </w:tc>
+      </w:tr>
+      <w:tr>
+        <w:trPr>
+          <w:cantSplit/>
+        </w:trPr>
+        <w:tc>
+          <w:tcPr>
+            <w:tcW w:w="3861" w:type="dxa"/>
             <w:vAlign w:val="top"/>
             <w:shd w:fill="F6F9FA" w:val="clear"/>
           </w:tcPr>
@@ -56787,30 +56823,46 @@
         </w:tc>
         <w:tc>
           <w:tcPr>
-            <w:tcW w:w="6042" w:type="dxa"/>
-            <w:vAlign w:val="top"/>
-            <w:shd w:fill="F6F9FA" w:val="clear"/>
-          </w:tcPr>
-          <w:p>
-            <w:pPr>
-              <w:pStyle w:val="TableText"/>
-            </w:pPr>
-            <w:r>
-              <w:rPr>
-                <w:sz w:val="18"/>
-              </w:rPr>
-              <w:t xml:space="preserve">Workflow бэлтгэсэн; run URL ба commit SHA-аар баталгаажуулна</w:t>
-            </w:r>
-          </w:p>
-        </w:tc>
-      </w:tr>
-      <w:tr>
-        <w:trPr>
-          <w:cantSplit/>
-        </w:trPr>
-        <w:tc>
-          <w:tcPr>
-            <w:tcW w:w="3822" w:type="dxa"/>
+            <w:tcW w:w="6003" w:type="dxa"/>
+            <w:vAlign w:val="top"/>
+            <w:shd w:fill="F6F9FA" w:val="clear"/>
+          </w:tcPr>
+          <w:p>
+            <w:pPr>
+              <w:pStyle w:val="TableText"/>
+            </w:pPr>
+            <w:r>
+              <w:rPr>
+                <w:sz w:val="18"/>
+              </w:rPr>
+              <w:t xml:space="preserve">Run URL, commit SHA болон үр дүнг </w:t>
+            </w:r>
+            <w:hyperlink r:id="rIdLink304">
+              <w:r>
+                <w:rPr>
+                  <w:color w:val="176D91"/>
+                  <w:u w:val="single"/>
+                  <w:sz w:val="18"/>
+                </w:rPr>
+                <w:t xml:space="preserve">нийтлэлийн бүртгэлээс</w:t>
+              </w:r>
+            </w:hyperlink>
+            <w:r>
+              <w:rPr>
+                <w:sz w:val="18"/>
+              </w:rPr>
+              <w:t xml:space="preserve"> шалгана</w:t>
+            </w:r>
+          </w:p>
+        </w:tc>
+      </w:tr>
+      <w:tr>
+        <w:trPr>
+          <w:cantSplit/>
+        </w:trPr>
+        <w:tc>
+          <w:tcPr>
+            <w:tcW w:w="3861" w:type="dxa"/>
             <w:vAlign w:val="top"/>
           </w:tcPr>
           <w:p>
@@ -56827,7 +56879,7 @@
         </w:tc>
         <w:tc>
           <w:tcPr>
-            <w:tcW w:w="6042" w:type="dxa"/>
+            <w:tcW w:w="6003" w:type="dxa"/>
             <w:vAlign w:val="top"/>
           </w:tcPr>
           <w:p>
@@ -56849,7 +56901,7 @@
         </w:trPr>
         <w:tc>
           <w:tcPr>
-            <w:tcW w:w="3822" w:type="dxa"/>
+            <w:tcW w:w="3861" w:type="dxa"/>
             <w:vAlign w:val="top"/>
             <w:shd w:fill="F6F9FA" w:val="clear"/>
           </w:tcPr>
@@ -56867,7 +56919,7 @@
         </w:tc>
         <w:tc>
           <w:tcPr>
-            <w:tcW w:w="6042" w:type="dxa"/>
+            <w:tcW w:w="6003" w:type="dxa"/>
             <w:vAlign w:val="top"/>
             <w:shd w:fill="F6F9FA" w:val="clear"/>
           </w:tcPr>
@@ -56890,7 +56942,7 @@
         </w:trPr>
         <w:tc>
           <w:tcPr>
-            <w:tcW w:w="3822" w:type="dxa"/>
+            <w:tcW w:w="3861" w:type="dxa"/>
             <w:vAlign w:val="top"/>
           </w:tcPr>
           <w:p>
@@ -56907,34 +56959,52 @@
         </w:tc>
         <w:tc>
           <w:tcPr>
-            <w:tcW w:w="6042" w:type="dxa"/>
-            <w:vAlign w:val="top"/>
-          </w:tcPr>
-          <w:p>
-            <w:pPr>
-              <w:pStyle w:val="TableText"/>
-            </w:pPr>
-            <w:r>
-              <w:rPr>
-                <w:sz w:val="18"/>
-              </w:rPr>
-              <w:t xml:space="preserve">GitHub integration </w:t>
-            </w:r>
-            <w:r>
-              <w:rPr>
-                <w:rFonts w:ascii="Consolas" w:hAnsi="Consolas" w:cs="Consolas"/>
-                <w:shd w:fill="F0F5F3" w:val="clear"/>
-                <w:sz w:val="18"/>
-              </w:rPr>
-              <w:t xml:space="preserve">403</w:t>
-            </w:r>
-            <w:r>
-              <w:rPr>
-                <w:sz w:val="18"/>
-              </w:rPr>
-              <w:t xml:space="preserve"> хариу өгсөн тул үүсээгүй; </w:t>
-            </w:r>
-            <w:hyperlink r:id="rIdLink301">
+            <w:tcW w:w="6003" w:type="dxa"/>
+            <w:vAlign w:val="top"/>
+          </w:tcPr>
+          <w:p>
+            <w:pPr>
+              <w:pStyle w:val="TableText"/>
+            </w:pPr>
+            <w:r>
+              <w:rPr>
+                <w:sz w:val="18"/>
+              </w:rPr>
+              <w:t xml:space="preserve">GitHub CLI-гаар </w:t>
+            </w:r>
+            <w:hyperlink r:id="rIdLink305">
+              <w:r>
+                <w:rPr>
+                  <w:color w:val="176D91"/>
+                  <w:u w:val="single"/>
+                  <w:sz w:val="18"/>
+                </w:rPr>
+                <w:t xml:space="preserve">#1</w:t>
+              </w:r>
+            </w:hyperlink>
+            <w:r>
+              <w:rPr>
+                <w:sz w:val="18"/>
+              </w:rPr>
+              <w:t xml:space="preserve">, </w:t>
+            </w:r>
+            <w:hyperlink r:id="rIdLink306">
+              <w:r>
+                <w:rPr>
+                  <w:color w:val="176D91"/>
+                  <w:u w:val="single"/>
+                  <w:sz w:val="18"/>
+                </w:rPr>
+                <w:t xml:space="preserve">#2</w:t>
+              </w:r>
+            </w:hyperlink>
+            <w:r>
+              <w:rPr>
+                <w:sz w:val="18"/>
+              </w:rPr>
+              <w:t xml:space="preserve"> үүсгэсэн; </w:t>
+            </w:r>
+            <w:hyperlink r:id="rIdLink307">
               <w:r>
                 <w:rPr>
                   <w:color w:val="176D91"/>
@@ -56944,12 +57014,6 @@
                 <w:t xml:space="preserve">техникийн өрийн бүртгэл</w:t>
               </w:r>
             </w:hyperlink>
-            <w:r>
-              <w:rPr>
-                <w:sz w:val="18"/>
-              </w:rPr>
-              <w:t xml:space="preserve">-д бэлэн даалгаврын эх бий</w:t>
-            </w:r>
           </w:p>
         </w:tc>
       </w:tr>
@@ -56999,7 +57063,7 @@
         <w:rPr/>
         <w:t xml:space="preserve">Хэрэглэгч эхний зургаан семинарын handout, өөрийн W01–W03 Word тайлан, W04–W05 PDF, W05 YAML, өмнөх W06 тайланг өгсөн. Файлын нэр, хэмжээ, SHA-256 нь </w:t>
       </w:r>
-      <w:hyperlink r:id="rIdLink302">
+      <w:hyperlink r:id="rIdLink308">
         <w:r>
           <w:rPr>
             <w:color w:val="176D91"/>
@@ -57050,7 +57114,7 @@
         <w:rPr/>
         <w:t xml:space="preserve">. Хуучин PHTBB-3.pdf-ээс FR-06/07, FR-10/11, FR-13, NFR-01 өөр. </w:t>
       </w:r>
-      <w:hyperlink r:id="rIdLink303">
+      <w:hyperlink r:id="rIdLink309">
         <w:r>
           <w:rPr>
             <w:color w:val="176D91"/>
@@ -57063,7 +57127,7 @@
         <w:rPr/>
         <w:t xml:space="preserve">, </w:t>
       </w:r>
-      <w:hyperlink r:id="rIdLink304">
+      <w:hyperlink r:id="rIdLink310">
         <w:r>
           <w:rPr>
             <w:color w:val="176D91"/>
@@ -57103,7 +57167,7 @@
         <w:rPr/>
         <w:t xml:space="preserve">Найруулга, бүтэц, код, шалгалтыг Codex туслан бэлтгэсэн. Номын бүрэн эх, human independent baseline, GPT-4/Claude raw output ирээгүй. Negative fixture нь зориудын алдаа; model-ийн санамсаргүй hallucination-ийн нотолгоо биш. </w:t>
       </w:r>
-      <w:hyperlink r:id="rIdLink305">
+      <w:hyperlink r:id="rIdLink311">
         <w:r>
           <w:rPr>
             <w:color w:val="176D91"/>
@@ -57125,7 +57189,7 @@
         <w:rPr/>
         <w:t xml:space="preserve">AI ажил бүрт model/date/prompt/input hash/raw output/diff/verifier/reference-ийг </w:t>
       </w:r>
-      <w:hyperlink r:id="rIdLink306">
+      <w:hyperlink r:id="rIdLink312">
         <w:r>
           <w:rPr>
             <w:color w:val="176D91"/>
@@ -57567,7 +57631,7 @@
         <w:rPr/>
         <w:t xml:space="preserve">Шинэ семинар бүрт </w:t>
       </w:r>
-      <w:hyperlink r:id="rIdLink307">
+      <w:hyperlink r:id="rIdLink313">
         <w:r>
           <w:rPr>
             <w:color w:val="176D91"/>
